--- a/sro-docs/sro/СИС/templates/02_Доверенность.docx
+++ b/sro-docs/sro/СИС/templates/02_Доверенность.docx
@@ -156,7 +156,9 @@
     <w:p>
       <w:pPr>
         <w:pStyle w:val="a8"/>
-        <w:tabs/>
+        <w:tabs>
+          <w:tab w:val="right" w:pos="10206"/>
+        </w:tabs>
         <w:spacing w:before="120" w:after="0" w:line="264" w:lineRule="auto"/>
         <w:jc w:val="both"/>
         <w:rPr>
@@ -173,8 +175,6 @@
           <w:sz w:val="28"/>
           <w:szCs w:val="28"/>
         </w:rPr>
-        <w:t xml:space="preserve"/>
-        <w:tab/>
         <w:t xml:space="preserve">г. {{sro_city}}</w:t>
         <w:tab/>
         <w:t xml:space="preserve">"{{doc_day}}" {{doc_month_name}} {{doc_year}} года</w:t>
